--- a/external-content/docx/dzen/02-tri-frazy-podryadchika.docx
+++ b/external-content/docx/dzen/02-tri-frazy-podryadchika.docx
@@ -354,7 +354,7 @@
           <w:i/>
           <w:iCs/>
         </w:rPr>
-        <w:t xml:space="preserve">Я частный интернет-маркетолог. Веду проекты лично, кабинеты оформляю на клиента, работаю по фиксированной стоимости. Подробнее — карацапов-даниил-маркетинг.рф</w:t>
+        <w:t xml:space="preserve">Я частный интернет-маркетолог. Веду проекты лично, кабинеты оформляю на клиента, работаю по фиксированной стоимости. Подробнее — karatsapov.ru</w:t>
       </w:r>
     </w:p>
     <w:sectPr>

--- a/external-content/docx/dzen/02-tri-frazy-podryadchika.docx
+++ b/external-content/docx/dzen/02-tri-frazy-podryadchika.docx
@@ -86,6 +86,18 @@
       </w:pPr>
       <w:r>
         <w:rPr>
+          <w:i/>
+          <w:iCs/>
+        </w:rPr>
+        <w:t xml:space="preserve">Подпись: «Платите одной суммой» — схема, в которой не видно, сколько ушло в Яндекс, а сколько подрядчику.</w:t>
+      </w:r>
+    </w:p>
+    <w:p>
+      <w:pPr>
+        <w:spacing w:after="160" w:line="300"/>
+      </w:pPr>
+      <w:r>
+        <w:rPr>
           <w:b/>
           <w:bCs/>
         </w:rPr>
@@ -195,6 +207,18 @@
         <w:spacing w:after="160" w:line="300"/>
       </w:pPr>
       <w:r>
+        <w:rPr>
+          <w:i/>
+          <w:iCs/>
+        </w:rPr>
+        <w:t xml:space="preserve">Подпись: Автостратегии учатся 1–2 недели. Если «обучение» идёт третий месяц — это не обучение.</w:t>
+      </w:r>
+    </w:p>
+    <w:p>
+      <w:pPr>
+        <w:spacing w:after="160" w:line="300"/>
+      </w:pPr>
+      <w:r>
         <w:t xml:space="preserve">Период обучения — это две недели. Не квартал. Если он не заканчивается, значит происходит одно из двух: либо подрядчик каждые несколько дней меняет настройки и сам сбрасывает обучение, либо конверсий слишком мало, чтобы система вообще чему-то научилась, — и тогда надо менять подход, а не ждать.</w:t>
       </w:r>
     </w:p>
@@ -302,6 +326,18 @@
           <w:color w:val="5C7A00"/>
         </w:rPr>
         <w:t xml:space="preserve">[ КАРТИНКА: dzen-02-priznaki.jpg — вставить файл из папки images, эту строку удалить ]</w:t>
+      </w:r>
+    </w:p>
+    <w:p>
+      <w:pPr>
+        <w:spacing w:after="160" w:line="300"/>
+      </w:pPr>
+      <w:r>
+        <w:rPr>
+          <w:i/>
+          <w:iCs/>
+        </w:rPr>
+        <w:t xml:space="preserve">Подпись: Признаки, после которых с подрядчиком пора прощаться.</w:t>
       </w:r>
     </w:p>
     <w:p>

--- a/external-content/docx/dzen/02-tri-frazy-podryadchika.docx
+++ b/external-content/docx/dzen/02-tri-frazy-podryadchika.docx
@@ -9,6 +9,18 @@
       </w:pPr>
       <w:r>
         <w:t xml:space="preserve">Три фразы подрядчика, после которых пора прощаться</w:t>
+      </w:r>
+    </w:p>
+    <w:p>
+      <w:pPr>
+        <w:spacing w:after="160" w:line="300"/>
+      </w:pPr>
+      <w:r>
+        <w:rPr>
+          <w:i/>
+          <w:iCs/>
+        </w:rPr>
+        <w:t xml:space="preserve">Подпись обложки: Формулировки звучат как забота о клиенте, а на деле прикрывают отсутствие работы и закрытый доступ к кабинету.</w:t>
       </w:r>
     </w:p>
     <w:p>
